--- a/Notes/Chapitre 1. Le moyen âge.docx
+++ b/Notes/Chapitre 1. Le moyen âge.docx
@@ -1,6 +1,6 @@
 
 <file path=word/document.xml><?xml version="1.0" encoding="utf-8"?>
-<w:document xmlns:wpc="http://schemas.microsoft.com/office/word/2010/wordprocessingCanvas" xmlns:cx="http://schemas.microsoft.com/office/drawing/2014/chartex" xmlns:cx1="http://schemas.microsoft.com/office/drawing/2015/9/8/chartex" xmlns:cx2="http://schemas.microsoft.com/office/drawing/2015/10/21/chartex" xmlns:cx3="http://schemas.microsoft.com/office/drawing/2016/5/9/chartex" xmlns:cx4="http://schemas.microsoft.com/office/drawing/2016/5/10/chartex" xmlns:cx5="http://schemas.microsoft.com/office/drawing/2016/5/11/chartex" xmlns:cx6="http://schemas.microsoft.com/office/drawing/2016/5/12/chartex" xmlns:cx7="http://schemas.microsoft.com/office/drawing/2016/5/13/chartex" xmlns:cx8="http://schemas.microsoft.com/office/drawing/2016/5/14/chartex" xmlns:mc="http://schemas.openxmlformats.org/markup-compatibility/2006" xmlns:aink="http://schemas.microsoft.com/office/drawing/2016/ink" xmlns:am3d="http://schemas.microsoft.com/office/drawing/2017/model3d" xmlns:o="urn:schemas-microsoft-com:office:office" xmlns:oel="http://schemas.microsoft.com/office/2019/extlst" xmlns:r="http://schemas.openxmlformats.org/officeDocument/2006/relationships" xmlns:m="http://schemas.openxmlformats.org/officeDocument/2006/math" xmlns:v="urn:schemas-microsoft-com:vml" xmlns:wp14="http://schemas.microsoft.com/office/word/2010/wordprocessingDrawing" xmlns:wp="http://schemas.openxmlformats.org/drawingml/2006/wordprocessingDrawing" xmlns:w10="urn:schemas-microsoft-com:office:word" xmlns:w="http://schemas.openxmlformats.org/wordprocessingml/2006/main" xmlns:w14="http://schemas.microsoft.com/office/word/2010/wordml" xmlns:w15="http://schemas.microsoft.com/office/word/2012/wordml" xmlns:w16cex="http://schemas.microsoft.com/office/word/2018/wordml/cex" xmlns:w16cid="http://schemas.microsoft.com/office/word/2016/wordml/cid" xmlns:w16="http://schemas.microsoft.com/office/word/2018/wordml" xmlns:w16du="http://schemas.microsoft.com/office/word/2023/wordml/word16du" xmlns:w16sdtdh="http://schemas.microsoft.com/office/word/2020/wordml/sdtdatahash" xmlns:w16sdtfl="http://schemas.microsoft.com/office/word/2024/wordml/sdtformatlock" xmlns:w16se="http://schemas.microsoft.com/office/word/2015/wordml/symex" xmlns:wpg="http://schemas.microsoft.com/office/word/2010/wordprocessingGroup" xmlns:wpi="http://schemas.microsoft.com/office/word/2010/wordprocessingInk" xmlns:wne="http://schemas.microsoft.com/office/word/2006/wordml" xmlns:wps="http://schemas.microsoft.com/office/word/2010/wordprocessingShape" mc:Ignorable="w14 w15 w16se w16cid w16 w16cex w16sdtdh w16sdtfl w16du wp14">
+<w:document xmlns:wpc="http://schemas.microsoft.com/office/word/2010/wordprocessingCanvas" xmlns:cx="http://schemas.microsoft.com/office/drawing/2014/chartex" xmlns:cx1="http://schemas.microsoft.com/office/drawing/2015/9/8/chartex" xmlns:cx2="http://schemas.microsoft.com/office/drawing/2015/10/21/chartex" xmlns:cx3="http://schemas.microsoft.com/office/drawing/2016/5/9/chartex" xmlns:cx4="http://schemas.microsoft.com/office/drawing/2016/5/10/chartex" xmlns:cx5="http://schemas.microsoft.com/office/drawing/2016/5/11/chartex" xmlns:cx6="http://schemas.microsoft.com/office/drawing/2016/5/12/chartex" xmlns:cx7="http://schemas.microsoft.com/office/drawing/2016/5/13/chartex" xmlns:cx8="http://schemas.microsoft.com/office/drawing/2016/5/14/chartex" xmlns:mc="http://schemas.openxmlformats.org/markup-compatibility/2006" xmlns:aink="http://schemas.microsoft.com/office/drawing/2016/ink" xmlns:am3d="http://schemas.microsoft.com/office/drawing/2017/model3d" xmlns:o="urn:schemas-microsoft-com:office:office" xmlns:oel="http://schemas.microsoft.com/office/2019/extlst" xmlns:r="http://schemas.openxmlformats.org/officeDocument/2006/relationships" xmlns:m="http://schemas.openxmlformats.org/officeDocument/2006/math" xmlns:v="urn:schemas-microsoft-com:vml" xmlns:wp14="http://schemas.microsoft.com/office/word/2010/wordprocessingDrawing" xmlns:wp="http://schemas.openxmlformats.org/drawingml/2006/wordprocessingDrawing" xmlns:w10="urn:schemas-microsoft-com:office:word" xmlns:w="http://schemas.openxmlformats.org/wordprocessingml/2006/main" xmlns:w14="http://schemas.microsoft.com/office/word/2010/wordml" xmlns:w15="http://schemas.microsoft.com/office/word/2012/wordml" xmlns:w16cei="http://schemas.microsoft.com/office/word/2026/wordml/cei" xmlns:w16cex="http://schemas.microsoft.com/office/word/2018/wordml/cex" xmlns:w16cid="http://schemas.microsoft.com/office/word/2016/wordml/cid" xmlns:w16="http://schemas.microsoft.com/office/word/2018/wordml" xmlns:w16du="http://schemas.microsoft.com/office/word/2023/wordml/word16du" xmlns:w16sdtdh="http://schemas.microsoft.com/office/word/2020/wordml/sdtdatahash" xmlns:w16sdtfl="http://schemas.microsoft.com/office/word/2024/wordml/sdtformatlock" xmlns:w16se="http://schemas.microsoft.com/office/word/2015/wordml/symex" xmlns:wpg="http://schemas.microsoft.com/office/word/2010/wordprocessingGroup" xmlns:wpi="http://schemas.microsoft.com/office/word/2010/wordprocessingInk" xmlns:wne="http://schemas.microsoft.com/office/word/2006/wordml" xmlns:wps="http://schemas.microsoft.com/office/word/2010/wordprocessingShape" mc:Ignorable="w14 w15 w16se w16cid w16 w16cex w16sdtdh w16sdtfl w16du wp14">
   <w:body>
     <w:p>
       <w:pPr>
@@ -334,7 +334,21 @@
         <w:rPr>
           <w:lang w:val="fr-FR"/>
         </w:rPr>
-        <w:t>, je devrais peut être trouver la suite pour avoir jusqu’à la mort de robert</w:t>
+        <w:t xml:space="preserve">, je devrais </w:t>
+      </w:r>
+      <w:proofErr w:type="gramStart"/>
+      <w:r>
+        <w:rPr>
+          <w:lang w:val="fr-FR"/>
+        </w:rPr>
+        <w:t>peut être</w:t>
+      </w:r>
+      <w:proofErr w:type="gramEnd"/>
+      <w:r>
+        <w:rPr>
+          <w:lang w:val="fr-FR"/>
+        </w:rPr>
+        <w:t xml:space="preserve"> trouver la suite pour avoir jusqu’à la mort de robert</w:t>
       </w:r>
     </w:p>
     <w:p>
@@ -409,7 +423,21 @@
           <w:rPr>
             <w:rStyle w:val="Lienhypertexte"/>
           </w:rPr>
-          <w:t>RERO ILS: Catalogue collectif</w:t>
+          <w:t xml:space="preserve">RERO </w:t>
+        </w:r>
+        <w:proofErr w:type="gramStart"/>
+        <w:r>
+          <w:rPr>
+            <w:rStyle w:val="Lienhypertexte"/>
+          </w:rPr>
+          <w:t>ILS:</w:t>
+        </w:r>
+        <w:proofErr w:type="gramEnd"/>
+        <w:r>
+          <w:rPr>
+            <w:rStyle w:val="Lienhypertexte"/>
+          </w:rPr>
+          <w:t xml:space="preserve"> Catalogue collectif</w:t>
         </w:r>
       </w:hyperlink>
       <w:r>
@@ -552,7 +580,21 @@
         <w:rPr>
           <w:lang w:val="fr-FR"/>
         </w:rPr>
-        <w:t xml:space="preserve">France mais lancelot l’utilise bcp donc ca vaut le coup d’y jeter un œil </w:t>
+        <w:t xml:space="preserve">France mais lancelot l’utilise bcp donc </w:t>
+      </w:r>
+      <w:proofErr w:type="gramStart"/>
+      <w:r>
+        <w:rPr>
+          <w:lang w:val="fr-FR"/>
+        </w:rPr>
+        <w:t>ca</w:t>
+      </w:r>
+      <w:proofErr w:type="gramEnd"/>
+      <w:r>
+        <w:rPr>
+          <w:lang w:val="fr-FR"/>
+        </w:rPr>
+        <w:t xml:space="preserve"> vaut le coup d’y jeter un œil </w:t>
       </w:r>
     </w:p>
     <w:p>
@@ -742,26 +784,6 @@
           <w:lang w:val="fr-FR"/>
         </w:rPr>
       </w:pPr>
-    </w:p>
-    <w:p>
-      <w:pPr>
-        <w:rPr>
-          <w:lang w:val="fr-FR"/>
-        </w:rPr>
-      </w:pPr>
-    </w:p>
-    <w:p>
-      <w:pPr>
-        <w:rPr>
-          <w:lang w:val="fr-FR"/>
-        </w:rPr>
-      </w:pPr>
-      <w:r>
-        <w:rPr>
-          <w:lang w:val="fr-FR"/>
-        </w:rPr>
-        <w:br w:type="page"/>
-      </w:r>
     </w:p>
     <w:p>
       <w:pPr>
@@ -857,7 +879,7 @@
           <w:r>
             <w:fldChar w:fldCharType="separate"/>
           </w:r>
-          <w:hyperlink w:anchor="_Toc234498950" w:history="1">
+          <w:hyperlink w:anchor="_Toc237440826" w:history="1">
             <w:r>
               <w:rPr>
                 <w:rStyle w:val="Lienhypertexte"/>
@@ -885,7 +907,79 @@
                 <w:noProof/>
                 <w:webHidden/>
               </w:rPr>
-              <w:instrText xml:space="preserve"> PAGEREF _Toc234498950 \h </w:instrText>
+              <w:instrText xml:space="preserve"> PAGEREF _Toc237440826 \h </w:instrText>
+            </w:r>
+            <w:r>
+              <w:rPr>
+                <w:noProof/>
+                <w:webHidden/>
+              </w:rPr>
+            </w:r>
+            <w:r>
+              <w:rPr>
+                <w:noProof/>
+                <w:webHidden/>
+              </w:rPr>
+              <w:fldChar w:fldCharType="separate"/>
+            </w:r>
+            <w:r>
+              <w:rPr>
+                <w:noProof/>
+                <w:webHidden/>
+              </w:rPr>
+              <w:t>3</w:t>
+            </w:r>
+            <w:r>
+              <w:rPr>
+                <w:noProof/>
+                <w:webHidden/>
+              </w:rPr>
+              <w:fldChar w:fldCharType="end"/>
+            </w:r>
+          </w:hyperlink>
+        </w:p>
+        <w:p>
+          <w:pPr>
+            <w:pStyle w:val="TM2"/>
+            <w:tabs>
+              <w:tab w:val="right" w:leader="dot" w:pos="9062"/>
+            </w:tabs>
+            <w:rPr>
+              <w:rFonts w:asciiTheme="minorHAnsi" w:eastAsiaTheme="minorEastAsia" w:hAnsiTheme="minorHAnsi" w:cstheme="minorBidi"/>
+              <w:noProof/>
+              <w:szCs w:val="24"/>
+              <w:lang w:eastAsia="fr-BE"/>
+            </w:rPr>
+          </w:pPr>
+          <w:hyperlink w:anchor="_Toc237440827" w:history="1">
+            <w:r>
+              <w:rPr>
+                <w:rStyle w:val="Lienhypertexte"/>
+                <w:noProof/>
+                <w:lang w:val="fr-FR"/>
+              </w:rPr>
+              <w:t>Chroniques de Froissart</w:t>
+            </w:r>
+            <w:r>
+              <w:rPr>
+                <w:noProof/>
+                <w:webHidden/>
+              </w:rPr>
+              <w:tab/>
+            </w:r>
+            <w:r>
+              <w:rPr>
+                <w:noProof/>
+                <w:webHidden/>
+              </w:rPr>
+              <w:fldChar w:fldCharType="begin"/>
+            </w:r>
+            <w:r>
+              <w:rPr>
+                <w:noProof/>
+                <w:webHidden/>
+              </w:rPr>
+              <w:instrText xml:space="preserve"> PAGEREF _Toc237440827 \h </w:instrText>
             </w:r>
             <w:r>
               <w:rPr>
@@ -929,7 +1023,7 @@
               <w:lang w:eastAsia="fr-BE"/>
             </w:rPr>
           </w:pPr>
-          <w:hyperlink w:anchor="_Toc234498951" w:history="1">
+          <w:hyperlink w:anchor="_Toc237440828" w:history="1">
             <w:r>
               <w:rPr>
                 <w:rStyle w:val="Lienhypertexte"/>
@@ -957,7 +1051,7 @@
                 <w:noProof/>
                 <w:webHidden/>
               </w:rPr>
-              <w:instrText xml:space="preserve"> PAGEREF _Toc234498951 \h </w:instrText>
+              <w:instrText xml:space="preserve"> PAGEREF _Toc237440828 \h </w:instrText>
             </w:r>
             <w:r>
               <w:rPr>
@@ -977,7 +1071,7 @@
                 <w:noProof/>
                 <w:webHidden/>
               </w:rPr>
-              <w:t>4</w:t>
+              <w:t>6</w:t>
             </w:r>
             <w:r>
               <w:rPr>
@@ -1001,7 +1095,7 @@
               <w:lang w:eastAsia="fr-BE"/>
             </w:rPr>
           </w:pPr>
-          <w:hyperlink w:anchor="_Toc234498952" w:history="1">
+          <w:hyperlink w:anchor="_Toc237440829" w:history="1">
             <w:r>
               <w:rPr>
                 <w:rStyle w:val="Lienhypertexte"/>
@@ -1029,7 +1123,7 @@
                 <w:noProof/>
                 <w:webHidden/>
               </w:rPr>
-              <w:instrText xml:space="preserve"> PAGEREF _Toc234498952 \h </w:instrText>
+              <w:instrText xml:space="preserve"> PAGEREF _Toc237440829 \h </w:instrText>
             </w:r>
             <w:r>
               <w:rPr>
@@ -1049,7 +1143,7 @@
                 <w:noProof/>
                 <w:webHidden/>
               </w:rPr>
-              <w:t>4</w:t>
+              <w:t>6</w:t>
             </w:r>
             <w:r>
               <w:rPr>
@@ -1334,7 +1428,7 @@
           <w:lang w:val="fr-FR"/>
         </w:rPr>
       </w:pPr>
-      <w:bookmarkStart w:id="0" w:name="_Toc234498950"/>
+      <w:bookmarkStart w:id="0" w:name="_Toc237440826"/>
       <w:r>
         <w:rPr>
           <w:lang w:val="fr-FR"/>
@@ -1358,12 +1452,14 @@
           <w:lang w:val="fr-FR"/>
         </w:rPr>
       </w:pPr>
+      <w:bookmarkStart w:id="1" w:name="_Toc237440827"/>
       <w:r>
         <w:rPr>
           <w:lang w:val="fr-FR"/>
         </w:rPr>
         <w:t>Chroniques de Froissart</w:t>
       </w:r>
+      <w:bookmarkEnd w:id="1"/>
     </w:p>
     <w:p>
       <w:pPr>
@@ -2369,13 +2465,21 @@
       </w:r>
       <w:proofErr w:type="spellEnd"/>
       <w:r>
-        <w:t xml:space="preserve"> que de</w:t>
+        <w:t xml:space="preserve"> que </w:t>
+      </w:r>
+      <w:proofErr w:type="gramStart"/>
+      <w:r>
+        <w:t>de</w:t>
       </w:r>
       <w:r>
         <w:t xml:space="preserve"> </w:t>
       </w:r>
       <w:r>
-        <w:t xml:space="preserve">avoir et </w:t>
+        <w:t>avoir</w:t>
+      </w:r>
+      <w:proofErr w:type="gramEnd"/>
+      <w:r>
+        <w:t xml:space="preserve"> et </w:t>
       </w:r>
       <w:proofErr w:type="spellStart"/>
       <w:r>
@@ -2413,7 +2517,15 @@
         <w:t>France », le duc n’osa plus soutenir ouvertement Robert.</w:t>
       </w:r>
       <w:r>
-        <w:t xml:space="preserve"> Il le cacha néanmoins pendant un temps dans l’un de ses châteaux, avant que le roi de France parvint à liguer une série de grands nobles de l’Empire contre lui. Ceux-ci entrèrent dans duché et firent claire leur volonté que robert soit chassé. </w:t>
+        <w:t xml:space="preserve"> Il le cacha néanmoins pendant un temps dans l’un de ses châteaux, avant que le roi de France </w:t>
+      </w:r>
+      <w:proofErr w:type="gramStart"/>
+      <w:r>
+        <w:t>parvint</w:t>
+      </w:r>
+      <w:proofErr w:type="gramEnd"/>
+      <w:r>
+        <w:t xml:space="preserve"> à liguer une série de grands nobles de l’Empire contre lui. Ceux-ci entrèrent dans duché et firent claire leur volonté que robert soit chassé. </w:t>
       </w:r>
       <w:r>
         <w:t xml:space="preserve">Froissart fait terminer ce passage par le demande du comte de Hainaut au roi de France que celui-ci accorde une trêve au duc de Brabant, en insistant encore sur les émotions du roi, qui accordât cette trêve « trop à </w:t>
@@ -2870,7 +2982,15 @@
       </w:r>
       <w:proofErr w:type="spellEnd"/>
       <w:r>
-        <w:t xml:space="preserve"> de France », auprès du jeune roi d’Angleterre, qui l’ « </w:t>
+        <w:t xml:space="preserve"> de France », auprès du jeune roi d’Angleterre, qui </w:t>
+      </w:r>
+      <w:proofErr w:type="gramStart"/>
+      <w:r>
+        <w:t>l’ «</w:t>
+      </w:r>
+      <w:proofErr w:type="gramEnd"/>
+      <w:r>
+        <w:t> </w:t>
       </w:r>
       <w:proofErr w:type="spellStart"/>
       <w:r>
@@ -2881,6 +3001,7 @@
         <w:t xml:space="preserve"> et </w:t>
       </w:r>
       <w:proofErr w:type="spellStart"/>
+      <w:proofErr w:type="gramStart"/>
       <w:r>
         <w:t>consilloit</w:t>
       </w:r>
@@ -2896,6 +3017,7 @@
         <w:t>tempre</w:t>
       </w:r>
       <w:proofErr w:type="spellEnd"/>
+      <w:proofErr w:type="gramEnd"/>
       <w:r>
         <w:rPr>
           <w:rStyle w:val="Appelnotedebasdep"/>
@@ -3143,22 +3265,15 @@
           <w:lang w:val="fr-FR"/>
         </w:rPr>
       </w:pPr>
-      <w:bookmarkStart w:id="1" w:name="_Toc234498951"/>
-    </w:p>
-    <w:p>
-      <w:pPr>
-        <w:pStyle w:val="Titre1"/>
-        <w:rPr>
-          <w:lang w:val="fr-FR"/>
-        </w:rPr>
-      </w:pPr>
-      <w:r>
-        <w:rPr>
-          <w:lang w:val="fr-FR"/>
-        </w:rPr>
+      <w:bookmarkStart w:id="2" w:name="_Toc237440828"/>
+      <w:r>
+        <w:rPr>
+          <w:lang w:val="fr-FR"/>
+        </w:rPr>
+        <w:lastRenderedPageBreak/>
         <w:t>Travaux</w:t>
       </w:r>
-      <w:bookmarkEnd w:id="1"/>
+      <w:bookmarkEnd w:id="2"/>
     </w:p>
     <w:p>
       <w:pPr>
@@ -3167,14 +3282,14 @@
           <w:lang w:val="fr-FR"/>
         </w:rPr>
       </w:pPr>
-      <w:bookmarkStart w:id="2" w:name="_Toc234498952"/>
+      <w:bookmarkStart w:id="3" w:name="_Toc237440829"/>
       <w:r>
         <w:rPr>
           <w:lang w:val="fr-FR"/>
         </w:rPr>
         <w:t>Les écoles historiques (Bourdé et Martin)</w:t>
       </w:r>
-      <w:bookmarkEnd w:id="2"/>
+      <w:bookmarkEnd w:id="3"/>
     </w:p>
     <w:p>
       <w:pPr>
@@ -3556,14 +3671,41 @@
         <w:rPr>
           <w:lang w:val="fr-FR"/>
         </w:rPr>
-        <w:lastRenderedPageBreak/>
-        <w:t>Froissart comme d’autres dresse un beau portrait des classes dominantes dont il est proche, il utilise leur vocabulaire, et restitue le système des valeurs aristocratiques.</w:t>
-      </w:r>
-      <w:r>
-        <w:rPr>
-          <w:lang w:val="fr-FR"/>
-        </w:rPr>
-        <w:t xml:space="preserve"> Dans cette société, le jugement d’autrui et l’appréciation que l’on portait sur soi-même importaient plus que tout. Cette vision du moyen âge fut reprise par le XIXe siècle. </w:t>
+        <w:t xml:space="preserve">Froissart comme d’autres </w:t>
+      </w:r>
+      <w:proofErr w:type="gramStart"/>
+      <w:r>
+        <w:rPr>
+          <w:lang w:val="fr-FR"/>
+        </w:rPr>
+        <w:t>dresse</w:t>
+      </w:r>
+      <w:proofErr w:type="gramEnd"/>
+      <w:r>
+        <w:rPr>
+          <w:lang w:val="fr-FR"/>
+        </w:rPr>
+        <w:t xml:space="preserve"> un beau portrait des classes dominantes dont il est proche, il utilise leur vocabulaire, et restitue le système des valeurs aristocratiques.</w:t>
+      </w:r>
+      <w:r>
+        <w:rPr>
+          <w:lang w:val="fr-FR"/>
+        </w:rPr>
+        <w:t xml:space="preserve"> Dans cette société, le jugement d’autrui et l’appréciation que l’on portait sur soi-même importaient plus que tout. Cette vision du moyen âge fut </w:t>
+      </w:r>
+      <w:proofErr w:type="gramStart"/>
+      <w:r>
+        <w:rPr>
+          <w:lang w:val="fr-FR"/>
+        </w:rPr>
+        <w:t>reprise</w:t>
+      </w:r>
+      <w:proofErr w:type="gramEnd"/>
+      <w:r>
+        <w:rPr>
+          <w:lang w:val="fr-FR"/>
+        </w:rPr>
+        <w:t xml:space="preserve"> par le XIXe siècle. </w:t>
       </w:r>
     </w:p>
     <w:sectPr>
@@ -3577,7 +3719,7 @@
 </file>
 
 <file path=word/endnotes.xml><?xml version="1.0" encoding="utf-8"?>
-<w:endnotes xmlns:wpc="http://schemas.microsoft.com/office/word/2010/wordprocessingCanvas" xmlns:cx="http://schemas.microsoft.com/office/drawing/2014/chartex" xmlns:cx1="http://schemas.microsoft.com/office/drawing/2015/9/8/chartex" xmlns:cx2="http://schemas.microsoft.com/office/drawing/2015/10/21/chartex" xmlns:cx3="http://schemas.microsoft.com/office/drawing/2016/5/9/chartex" xmlns:cx4="http://schemas.microsoft.com/office/drawing/2016/5/10/chartex" xmlns:cx5="http://schemas.microsoft.com/office/drawing/2016/5/11/chartex" xmlns:cx6="http://schemas.microsoft.com/office/drawing/2016/5/12/chartex" xmlns:cx7="http://schemas.microsoft.com/office/drawing/2016/5/13/chartex" xmlns:cx8="http://schemas.microsoft.com/office/drawing/2016/5/14/chartex" xmlns:mc="http://schemas.openxmlformats.org/markup-compatibility/2006" xmlns:aink="http://schemas.microsoft.com/office/drawing/2016/ink" xmlns:am3d="http://schemas.microsoft.com/office/drawing/2017/model3d" xmlns:o="urn:schemas-microsoft-com:office:office" xmlns:oel="http://schemas.microsoft.com/office/2019/extlst" xmlns:r="http://schemas.openxmlformats.org/officeDocument/2006/relationships" xmlns:m="http://schemas.openxmlformats.org/officeDocument/2006/math" xmlns:v="urn:schemas-microsoft-com:vml" xmlns:wp14="http://schemas.microsoft.com/office/word/2010/wordprocessingDrawing" xmlns:wp="http://schemas.openxmlformats.org/drawingml/2006/wordprocessingDrawing" xmlns:w10="urn:schemas-microsoft-com:office:word" xmlns:w="http://schemas.openxmlformats.org/wordprocessingml/2006/main" xmlns:w14="http://schemas.microsoft.com/office/word/2010/wordml" xmlns:w15="http://schemas.microsoft.com/office/word/2012/wordml" xmlns:w16cex="http://schemas.microsoft.com/office/word/2018/wordml/cex" xmlns:w16cid="http://schemas.microsoft.com/office/word/2016/wordml/cid" xmlns:w16="http://schemas.microsoft.com/office/word/2018/wordml" xmlns:w16du="http://schemas.microsoft.com/office/word/2023/wordml/word16du" xmlns:w16sdtdh="http://schemas.microsoft.com/office/word/2020/wordml/sdtdatahash" xmlns:w16sdtfl="http://schemas.microsoft.com/office/word/2024/wordml/sdtformatlock" xmlns:w16se="http://schemas.microsoft.com/office/word/2015/wordml/symex" xmlns:wpg="http://schemas.microsoft.com/office/word/2010/wordprocessingGroup" xmlns:wpi="http://schemas.microsoft.com/office/word/2010/wordprocessingInk" xmlns:wne="http://schemas.microsoft.com/office/word/2006/wordml" xmlns:wps="http://schemas.microsoft.com/office/word/2010/wordprocessingShape" mc:Ignorable="w14 w15 w16se w16cid w16 w16cex w16sdtdh w16sdtfl w16du wp14">
+<w:endnotes xmlns:wpc="http://schemas.microsoft.com/office/word/2010/wordprocessingCanvas" xmlns:cx="http://schemas.microsoft.com/office/drawing/2014/chartex" xmlns:cx1="http://schemas.microsoft.com/office/drawing/2015/9/8/chartex" xmlns:cx2="http://schemas.microsoft.com/office/drawing/2015/10/21/chartex" xmlns:cx3="http://schemas.microsoft.com/office/drawing/2016/5/9/chartex" xmlns:cx4="http://schemas.microsoft.com/office/drawing/2016/5/10/chartex" xmlns:cx5="http://schemas.microsoft.com/office/drawing/2016/5/11/chartex" xmlns:cx6="http://schemas.microsoft.com/office/drawing/2016/5/12/chartex" xmlns:cx7="http://schemas.microsoft.com/office/drawing/2016/5/13/chartex" xmlns:cx8="http://schemas.microsoft.com/office/drawing/2016/5/14/chartex" xmlns:mc="http://schemas.openxmlformats.org/markup-compatibility/2006" xmlns:aink="http://schemas.microsoft.com/office/drawing/2016/ink" xmlns:am3d="http://schemas.microsoft.com/office/drawing/2017/model3d" xmlns:o="urn:schemas-microsoft-com:office:office" xmlns:oel="http://schemas.microsoft.com/office/2019/extlst" xmlns:r="http://schemas.openxmlformats.org/officeDocument/2006/relationships" xmlns:m="http://schemas.openxmlformats.org/officeDocument/2006/math" xmlns:v="urn:schemas-microsoft-com:vml" xmlns:wp14="http://schemas.microsoft.com/office/word/2010/wordprocessingDrawing" xmlns:wp="http://schemas.openxmlformats.org/drawingml/2006/wordprocessingDrawing" xmlns:w10="urn:schemas-microsoft-com:office:word" xmlns:w="http://schemas.openxmlformats.org/wordprocessingml/2006/main" xmlns:w14="http://schemas.microsoft.com/office/word/2010/wordml" xmlns:w15="http://schemas.microsoft.com/office/word/2012/wordml" xmlns:w16cei="http://schemas.microsoft.com/office/word/2026/wordml/cei" xmlns:w16cex="http://schemas.microsoft.com/office/word/2018/wordml/cex" xmlns:w16cid="http://schemas.microsoft.com/office/word/2016/wordml/cid" xmlns:w16="http://schemas.microsoft.com/office/word/2018/wordml" xmlns:w16du="http://schemas.microsoft.com/office/word/2023/wordml/word16du" xmlns:w16sdtdh="http://schemas.microsoft.com/office/word/2020/wordml/sdtdatahash" xmlns:w16sdtfl="http://schemas.microsoft.com/office/word/2024/wordml/sdtformatlock" xmlns:w16se="http://schemas.microsoft.com/office/word/2015/wordml/symex" xmlns:wpg="http://schemas.microsoft.com/office/word/2010/wordprocessingGroup" xmlns:wpi="http://schemas.microsoft.com/office/word/2010/wordprocessingInk" xmlns:wne="http://schemas.microsoft.com/office/word/2006/wordml" xmlns:wps="http://schemas.microsoft.com/office/word/2010/wordprocessingShape" mc:Ignorable="w14 w15 w16se w16cid w16 w16cex w16sdtdh w16sdtfl w16du wp14">
   <w:endnote w:type="separator" w:id="-1">
     <w:p>
       <w:r>
@@ -3596,7 +3738,7 @@
 </file>
 
 <file path=word/footnotes.xml><?xml version="1.0" encoding="utf-8"?>
-<w:footnotes xmlns:wpc="http://schemas.microsoft.com/office/word/2010/wordprocessingCanvas" xmlns:cx="http://schemas.microsoft.com/office/drawing/2014/chartex" xmlns:cx1="http://schemas.microsoft.com/office/drawing/2015/9/8/chartex" xmlns:cx2="http://schemas.microsoft.com/office/drawing/2015/10/21/chartex" xmlns:cx3="http://schemas.microsoft.com/office/drawing/2016/5/9/chartex" xmlns:cx4="http://schemas.microsoft.com/office/drawing/2016/5/10/chartex" xmlns:cx5="http://schemas.microsoft.com/office/drawing/2016/5/11/chartex" xmlns:cx6="http://schemas.microsoft.com/office/drawing/2016/5/12/chartex" xmlns:cx7="http://schemas.microsoft.com/office/drawing/2016/5/13/chartex" xmlns:cx8="http://schemas.microsoft.com/office/drawing/2016/5/14/chartex" xmlns:mc="http://schemas.openxmlformats.org/markup-compatibility/2006" xmlns:aink="http://schemas.microsoft.com/office/drawing/2016/ink" xmlns:am3d="http://schemas.microsoft.com/office/drawing/2017/model3d" xmlns:o="urn:schemas-microsoft-com:office:office" xmlns:oel="http://schemas.microsoft.com/office/2019/extlst" xmlns:r="http://schemas.openxmlformats.org/officeDocument/2006/relationships" xmlns:m="http://schemas.openxmlformats.org/officeDocument/2006/math" xmlns:v="urn:schemas-microsoft-com:vml" xmlns:wp14="http://schemas.microsoft.com/office/word/2010/wordprocessingDrawing" xmlns:wp="http://schemas.openxmlformats.org/drawingml/2006/wordprocessingDrawing" xmlns:w10="urn:schemas-microsoft-com:office:word" xmlns:w="http://schemas.openxmlformats.org/wordprocessingml/2006/main" xmlns:w14="http://schemas.microsoft.com/office/word/2010/wordml" xmlns:w15="http://schemas.microsoft.com/office/word/2012/wordml" xmlns:w16cex="http://schemas.microsoft.com/office/word/2018/wordml/cex" xmlns:w16cid="http://schemas.microsoft.com/office/word/2016/wordml/cid" xmlns:w16="http://schemas.microsoft.com/office/word/2018/wordml" xmlns:w16du="http://schemas.microsoft.com/office/word/2023/wordml/word16du" xmlns:w16sdtdh="http://schemas.microsoft.com/office/word/2020/wordml/sdtdatahash" xmlns:w16sdtfl="http://schemas.microsoft.com/office/word/2024/wordml/sdtformatlock" xmlns:w16se="http://schemas.microsoft.com/office/word/2015/wordml/symex" xmlns:wpg="http://schemas.microsoft.com/office/word/2010/wordprocessingGroup" xmlns:wpi="http://schemas.microsoft.com/office/word/2010/wordprocessingInk" xmlns:wne="http://schemas.microsoft.com/office/word/2006/wordml" xmlns:wps="http://schemas.microsoft.com/office/word/2010/wordprocessingShape" mc:Ignorable="w14 w15 w16se w16cid w16 w16cex w16sdtdh w16sdtfl w16du wp14">
+<w:footnotes xmlns:wpc="http://schemas.microsoft.com/office/word/2010/wordprocessingCanvas" xmlns:cx="http://schemas.microsoft.com/office/drawing/2014/chartex" xmlns:cx1="http://schemas.microsoft.com/office/drawing/2015/9/8/chartex" xmlns:cx2="http://schemas.microsoft.com/office/drawing/2015/10/21/chartex" xmlns:cx3="http://schemas.microsoft.com/office/drawing/2016/5/9/chartex" xmlns:cx4="http://schemas.microsoft.com/office/drawing/2016/5/10/chartex" xmlns:cx5="http://schemas.microsoft.com/office/drawing/2016/5/11/chartex" xmlns:cx6="http://schemas.microsoft.com/office/drawing/2016/5/12/chartex" xmlns:cx7="http://schemas.microsoft.com/office/drawing/2016/5/13/chartex" xmlns:cx8="http://schemas.microsoft.com/office/drawing/2016/5/14/chartex" xmlns:mc="http://schemas.openxmlformats.org/markup-compatibility/2006" xmlns:aink="http://schemas.microsoft.com/office/drawing/2016/ink" xmlns:am3d="http://schemas.microsoft.com/office/drawing/2017/model3d" xmlns:o="urn:schemas-microsoft-com:office:office" xmlns:oel="http://schemas.microsoft.com/office/2019/extlst" xmlns:r="http://schemas.openxmlformats.org/officeDocument/2006/relationships" xmlns:m="http://schemas.openxmlformats.org/officeDocument/2006/math" xmlns:v="urn:schemas-microsoft-com:vml" xmlns:wp14="http://schemas.microsoft.com/office/word/2010/wordprocessingDrawing" xmlns:wp="http://schemas.openxmlformats.org/drawingml/2006/wordprocessingDrawing" xmlns:w10="urn:schemas-microsoft-com:office:word" xmlns:w="http://schemas.openxmlformats.org/wordprocessingml/2006/main" xmlns:w14="http://schemas.microsoft.com/office/word/2010/wordml" xmlns:w15="http://schemas.microsoft.com/office/word/2012/wordml" xmlns:w16cei="http://schemas.microsoft.com/office/word/2026/wordml/cei" xmlns:w16cex="http://schemas.microsoft.com/office/word/2018/wordml/cex" xmlns:w16cid="http://schemas.microsoft.com/office/word/2016/wordml/cid" xmlns:w16="http://schemas.microsoft.com/office/word/2018/wordml" xmlns:w16du="http://schemas.microsoft.com/office/word/2023/wordml/word16du" xmlns:w16sdtdh="http://schemas.microsoft.com/office/word/2020/wordml/sdtdatahash" xmlns:w16sdtfl="http://schemas.microsoft.com/office/word/2024/wordml/sdtformatlock" xmlns:w16se="http://schemas.microsoft.com/office/word/2015/wordml/symex" xmlns:wpg="http://schemas.microsoft.com/office/word/2010/wordprocessingGroup" xmlns:wpi="http://schemas.microsoft.com/office/word/2010/wordprocessingInk" xmlns:wne="http://schemas.microsoft.com/office/word/2006/wordml" xmlns:wps="http://schemas.microsoft.com/office/word/2010/wordprocessingShape" mc:Ignorable="w14 w15 w16se w16cid w16 w16cex w16sdtdh w16sdtfl w16du wp14">
   <w:footnote w:type="separator" w:id="-1">
     <w:p>
       <w:r>
@@ -3628,11 +3770,19 @@
       <w:r>
         <w:t xml:space="preserve"> </w:t>
       </w:r>
-      <w:r>
-        <w:rPr>
-          <w:lang w:val="fr-FR"/>
-        </w:rPr>
-        <w:t>Si il faut le rappeler, le comté de Namur relevait du Saint-Empire et non du Royaume de France, ce qui empêchait le roi d’y agir, sauf de manière indirecte.</w:t>
+      <w:proofErr w:type="gramStart"/>
+      <w:r>
+        <w:rPr>
+          <w:lang w:val="fr-FR"/>
+        </w:rPr>
+        <w:t>Si il</w:t>
+      </w:r>
+      <w:proofErr w:type="gramEnd"/>
+      <w:r>
+        <w:rPr>
+          <w:lang w:val="fr-FR"/>
+        </w:rPr>
+        <w:t xml:space="preserve"> faut le rappeler, le comté de Namur relevait du Saint-Empire et non du Royaume de France, ce qui empêchait le roi d’y agir, sauf de manière indirecte.</w:t>
       </w:r>
     </w:p>
   </w:footnote>
@@ -3996,7 +4146,7 @@
 </file>
 
 <file path=word/numbering.xml><?xml version="1.0" encoding="utf-8"?>
-<w:numbering xmlns:wpc="http://schemas.microsoft.com/office/word/2010/wordprocessingCanvas" xmlns:cx="http://schemas.microsoft.com/office/drawing/2014/chartex" xmlns:cx1="http://schemas.microsoft.com/office/drawing/2015/9/8/chartex" xmlns:cx2="http://schemas.microsoft.com/office/drawing/2015/10/21/chartex" xmlns:cx3="http://schemas.microsoft.com/office/drawing/2016/5/9/chartex" xmlns:cx4="http://schemas.microsoft.com/office/drawing/2016/5/10/chartex" xmlns:cx5="http://schemas.microsoft.com/office/drawing/2016/5/11/chartex" xmlns:cx6="http://schemas.microsoft.com/office/drawing/2016/5/12/chartex" xmlns:cx7="http://schemas.microsoft.com/office/drawing/2016/5/13/chartex" xmlns:cx8="http://schemas.microsoft.com/office/drawing/2016/5/14/chartex" xmlns:mc="http://schemas.openxmlformats.org/markup-compatibility/2006" xmlns:aink="http://schemas.microsoft.com/office/drawing/2016/ink" xmlns:am3d="http://schemas.microsoft.com/office/drawing/2017/model3d" xmlns:o="urn:schemas-microsoft-com:office:office" xmlns:oel="http://schemas.microsoft.com/office/2019/extlst" xmlns:r="http://schemas.openxmlformats.org/officeDocument/2006/relationships" xmlns:m="http://schemas.openxmlformats.org/officeDocument/2006/math" xmlns:v="urn:schemas-microsoft-com:vml" xmlns:wp14="http://schemas.microsoft.com/office/word/2010/wordprocessingDrawing" xmlns:wp="http://schemas.openxmlformats.org/drawingml/2006/wordprocessingDrawing" xmlns:w10="urn:schemas-microsoft-com:office:word" xmlns:w="http://schemas.openxmlformats.org/wordprocessingml/2006/main" xmlns:w14="http://schemas.microsoft.com/office/word/2010/wordml" xmlns:w15="http://schemas.microsoft.com/office/word/2012/wordml" xmlns:w16cex="http://schemas.microsoft.com/office/word/2018/wordml/cex" xmlns:w16cid="http://schemas.microsoft.com/office/word/2016/wordml/cid" xmlns:w16="http://schemas.microsoft.com/office/word/2018/wordml" xmlns:w16du="http://schemas.microsoft.com/office/word/2023/wordml/word16du" xmlns:w16sdtdh="http://schemas.microsoft.com/office/word/2020/wordml/sdtdatahash" xmlns:w16sdtfl="http://schemas.microsoft.com/office/word/2024/wordml/sdtformatlock" xmlns:w16se="http://schemas.microsoft.com/office/word/2015/wordml/symex" xmlns:wpg="http://schemas.microsoft.com/office/word/2010/wordprocessingGroup" xmlns:wpi="http://schemas.microsoft.com/office/word/2010/wordprocessingInk" xmlns:wne="http://schemas.microsoft.com/office/word/2006/wordml" xmlns:wps="http://schemas.microsoft.com/office/word/2010/wordprocessingShape" mc:Ignorable="w14 w15 w16se w16cid w16 w16cex w16sdtdh w16sdtfl w16du wp14">
+<w:numbering xmlns:wpc="http://schemas.microsoft.com/office/word/2010/wordprocessingCanvas" xmlns:cx="http://schemas.microsoft.com/office/drawing/2014/chartex" xmlns:cx1="http://schemas.microsoft.com/office/drawing/2015/9/8/chartex" xmlns:cx2="http://schemas.microsoft.com/office/drawing/2015/10/21/chartex" xmlns:cx3="http://schemas.microsoft.com/office/drawing/2016/5/9/chartex" xmlns:cx4="http://schemas.microsoft.com/office/drawing/2016/5/10/chartex" xmlns:cx5="http://schemas.microsoft.com/office/drawing/2016/5/11/chartex" xmlns:cx6="http://schemas.microsoft.com/office/drawing/2016/5/12/chartex" xmlns:cx7="http://schemas.microsoft.com/office/drawing/2016/5/13/chartex" xmlns:cx8="http://schemas.microsoft.com/office/drawing/2016/5/14/chartex" xmlns:mc="http://schemas.openxmlformats.org/markup-compatibility/2006" xmlns:aink="http://schemas.microsoft.com/office/drawing/2016/ink" xmlns:am3d="http://schemas.microsoft.com/office/drawing/2017/model3d" xmlns:o="urn:schemas-microsoft-com:office:office" xmlns:oel="http://schemas.microsoft.com/office/2019/extlst" xmlns:r="http://schemas.openxmlformats.org/officeDocument/2006/relationships" xmlns:m="http://schemas.openxmlformats.org/officeDocument/2006/math" xmlns:v="urn:schemas-microsoft-com:vml" xmlns:wp14="http://schemas.microsoft.com/office/word/2010/wordprocessingDrawing" xmlns:wp="http://schemas.openxmlformats.org/drawingml/2006/wordprocessingDrawing" xmlns:w10="urn:schemas-microsoft-com:office:word" xmlns:w="http://schemas.openxmlformats.org/wordprocessingml/2006/main" xmlns:w14="http://schemas.microsoft.com/office/word/2010/wordml" xmlns:w15="http://schemas.microsoft.com/office/word/2012/wordml" xmlns:w16cei="http://schemas.microsoft.com/office/word/2026/wordml/cei" xmlns:w16cex="http://schemas.microsoft.com/office/word/2018/wordml/cex" xmlns:w16cid="http://schemas.microsoft.com/office/word/2016/wordml/cid" xmlns:w16="http://schemas.microsoft.com/office/word/2018/wordml" xmlns:w16du="http://schemas.microsoft.com/office/word/2023/wordml/word16du" xmlns:w16sdtdh="http://schemas.microsoft.com/office/word/2020/wordml/sdtdatahash" xmlns:w16sdtfl="http://schemas.microsoft.com/office/word/2024/wordml/sdtformatlock" xmlns:w16se="http://schemas.microsoft.com/office/word/2015/wordml/symex" xmlns:wpg="http://schemas.microsoft.com/office/word/2010/wordprocessingGroup" xmlns:wpi="http://schemas.microsoft.com/office/word/2010/wordprocessingInk" xmlns:wne="http://schemas.microsoft.com/office/word/2006/wordml" xmlns:wps="http://schemas.microsoft.com/office/word/2010/wordprocessingShape" mc:Ignorable="w14 w15 w16se w16cid w16 w16cex w16sdtdh w16sdtfl w16du wp14">
   <w:abstractNum w:abstractNumId="0" w15:restartNumberingAfterBreak="0">
     <w:nsid w:val="404D0540"/>
     <w:multiLevelType w:val="hybridMultilevel"/>
